--- a/week7/Week7_Project_Progress_Report.docx
+++ b/week7/Week7_Project_Progress_Report.docx
@@ -48,7 +48,60 @@
         <w:rPr>
           <w:rFonts w:hint="eastAsia"/>
         </w:rPr>
-        <w:t xml:space="preserve">：组长（A/B/C/D</w:t>
+        <w:t xml:space="preserve">：组长</w:t>
+      </w:r>
+      <w:r>
+        <w:t xml:space="preserve"> </w:t>
+      </w:r>
+      <w:r>
+        <w:rPr>
+          <w:rFonts w:hint="eastAsia"/>
+          <w:b/>
+          <w:bCs/>
+        </w:rPr>
+        <w:t xml:space="preserve">叶顾霖</w:t>
+      </w:r>
+      <w:r>
+        <w:rPr>
+          <w:rFonts w:hint="eastAsia"/>
+        </w:rPr>
+        <w:t xml:space="preserve">（A</w:t>
+      </w:r>
+      <w:r>
+        <w:t xml:space="preserve"> </w:t>
+      </w:r>
+      <w:r>
+        <w:rPr>
+          <w:rFonts w:hint="eastAsia"/>
+        </w:rPr>
+        <w:t xml:space="preserve">雷嘉莉</w:t>
+      </w:r>
+      <w:r>
+        <w:t xml:space="preserve"> / B </w:t>
+      </w:r>
+      <w:r>
+        <w:rPr>
+          <w:rFonts w:hint="eastAsia"/>
+        </w:rPr>
+        <w:t xml:space="preserve">罗涵</w:t>
+      </w:r>
+      <w:r>
+        <w:t xml:space="preserve"> / C </w:t>
+      </w:r>
+      <w:r>
+        <w:rPr>
+          <w:rFonts w:hint="eastAsia"/>
+        </w:rPr>
+        <w:t xml:space="preserve">江雨馨</w:t>
+      </w:r>
+      <w:r>
+        <w:t xml:space="preserve"> / D </w:t>
+      </w:r>
+      <w:r>
+        <w:rPr>
+          <w:rFonts w:hint="eastAsia"/>
+        </w:rPr>
+        <w:t xml:space="preserve">叶顾霖</w:t>
       </w:r>
       <w:r>
         <w:t xml:space="preserve"> </w:t>
